--- a/assignments/SE Lab - Assignment 8.docx
+++ b/assignments/SE Lab - Assignment 8.docx
@@ -681,6 +681,7 @@
       <w:tblPr>
         <w:tblStyle w:val="ListTable4"/>
         <w:tblW w:w="0" w:type="auto"/>
+        <w:jc w:val="center"/>
         <w:tblLook w:val="06A0" w:firstRow="1" w:lastRow="0" w:firstColumn="1" w:lastColumn="0" w:noHBand="1" w:noVBand="1"/>
       </w:tblPr>
       <w:tblGrid>
@@ -692,6 +693,7 @@
       <w:tr>
         <w:trPr>
           <w:cnfStyle w:val="100000000000" w:firstRow="1" w:lastRow="0" w:firstColumn="0" w:lastColumn="0" w:oddVBand="0" w:evenVBand="0" w:oddHBand="0" w:evenHBand="0" w:firstRowFirstColumn="0" w:firstRowLastColumn="0" w:lastRowFirstColumn="0" w:lastRowLastColumn="0"/>
+          <w:jc w:val="center"/>
         </w:trPr>
         <w:tc>
           <w:tcPr>
@@ -827,6 +829,9 @@
         </w:tc>
       </w:tr>
       <w:tr>
+        <w:trPr>
+          <w:jc w:val="center"/>
+        </w:trPr>
         <w:tc>
           <w:tcPr>
             <w:cnfStyle w:val="001000000000" w:firstRow="0" w:lastRow="0" w:firstColumn="1" w:lastColumn="0" w:oddVBand="0" w:evenVBand="0" w:oddHBand="0" w:evenHBand="0" w:firstRowFirstColumn="0" w:firstRowLastColumn="0" w:lastRowFirstColumn="0" w:lastRowLastColumn="0"/>
@@ -953,6 +958,9 @@
         </w:tc>
       </w:tr>
       <w:tr>
+        <w:trPr>
+          <w:jc w:val="center"/>
+        </w:trPr>
         <w:tc>
           <w:tcPr>
             <w:cnfStyle w:val="001000000000" w:firstRow="0" w:lastRow="0" w:firstColumn="1" w:lastColumn="0" w:oddVBand="0" w:evenVBand="0" w:oddHBand="0" w:evenHBand="0" w:firstRowFirstColumn="0" w:firstRowLastColumn="0" w:lastRowFirstColumn="0" w:lastRowLastColumn="0"/>
@@ -1079,6 +1087,9 @@
         </w:tc>
       </w:tr>
       <w:tr>
+        <w:trPr>
+          <w:jc w:val="center"/>
+        </w:trPr>
         <w:tc>
           <w:tcPr>
             <w:cnfStyle w:val="001000000000" w:firstRow="0" w:lastRow="0" w:firstColumn="1" w:lastColumn="0" w:oddVBand="0" w:evenVBand="0" w:oddHBand="0" w:evenHBand="0" w:firstRowFirstColumn="0" w:firstRowLastColumn="0" w:lastRowFirstColumn="0" w:lastRowLastColumn="0"/>
@@ -1205,6 +1216,9 @@
         </w:tc>
       </w:tr>
       <w:tr>
+        <w:trPr>
+          <w:jc w:val="center"/>
+        </w:trPr>
         <w:tc>
           <w:tcPr>
             <w:cnfStyle w:val="001000000000" w:firstRow="0" w:lastRow="0" w:firstColumn="1" w:lastColumn="0" w:oddVBand="0" w:evenVBand="0" w:oddHBand="0" w:evenHBand="0" w:firstRowFirstColumn="0" w:firstRowLastColumn="0" w:lastRowFirstColumn="0" w:lastRowLastColumn="0"/>
@@ -1331,6 +1345,9 @@
         </w:tc>
       </w:tr>
       <w:tr>
+        <w:trPr>
+          <w:jc w:val="center"/>
+        </w:trPr>
         <w:tc>
           <w:tcPr>
             <w:cnfStyle w:val="001000000000" w:firstRow="0" w:lastRow="0" w:firstColumn="1" w:lastColumn="0" w:oddVBand="0" w:evenVBand="0" w:oddHBand="0" w:evenHBand="0" w:firstRowFirstColumn="0" w:firstRowLastColumn="0" w:lastRowFirstColumn="0" w:lastRowLastColumn="0"/>
@@ -1457,6 +1474,9 @@
         </w:tc>
       </w:tr>
       <w:tr>
+        <w:trPr>
+          <w:jc w:val="center"/>
+        </w:trPr>
         <w:tc>
           <w:tcPr>
             <w:cnfStyle w:val="001000000000" w:firstRow="0" w:lastRow="0" w:firstColumn="1" w:lastColumn="0" w:oddVBand="0" w:evenVBand="0" w:oddHBand="0" w:evenHBand="0" w:firstRowFirstColumn="0" w:firstRowLastColumn="0" w:lastRowFirstColumn="0" w:lastRowLastColumn="0"/>
@@ -1583,6 +1603,9 @@
         </w:tc>
       </w:tr>
       <w:tr>
+        <w:trPr>
+          <w:jc w:val="center"/>
+        </w:trPr>
         <w:tc>
           <w:tcPr>
             <w:cnfStyle w:val="001000000000" w:firstRow="0" w:lastRow="0" w:firstColumn="1" w:lastColumn="0" w:oddVBand="0" w:evenVBand="0" w:oddHBand="0" w:evenHBand="0" w:firstRowFirstColumn="0" w:firstRowLastColumn="0" w:lastRowFirstColumn="0" w:lastRowLastColumn="0"/>
@@ -1709,6 +1732,9 @@
         </w:tc>
       </w:tr>
       <w:tr>
+        <w:trPr>
+          <w:jc w:val="center"/>
+        </w:trPr>
         <w:tc>
           <w:tcPr>
             <w:cnfStyle w:val="001000000000" w:firstRow="0" w:lastRow="0" w:firstColumn="1" w:lastColumn="0" w:oddVBand="0" w:evenVBand="0" w:oddHBand="0" w:evenHBand="0" w:firstRowFirstColumn="0" w:firstRowLastColumn="0" w:lastRowFirstColumn="0" w:lastRowLastColumn="0"/>
@@ -1835,6 +1861,9 @@
         </w:tc>
       </w:tr>
       <w:tr>
+        <w:trPr>
+          <w:jc w:val="center"/>
+        </w:trPr>
         <w:tc>
           <w:tcPr>
             <w:cnfStyle w:val="001000000000" w:firstRow="0" w:lastRow="0" w:firstColumn="1" w:lastColumn="0" w:oddVBand="0" w:evenVBand="0" w:oddHBand="0" w:evenHBand="0" w:firstRowFirstColumn="0" w:firstRowLastColumn="0" w:lastRowFirstColumn="0" w:lastRowLastColumn="0"/>
@@ -1973,6 +2002,7 @@
       <w:tblPr>
         <w:tblStyle w:val="ListTable3"/>
         <w:tblW w:w="0" w:type="auto"/>
+        <w:jc w:val="center"/>
         <w:tblLook w:val="04A0" w:firstRow="1" w:lastRow="0" w:firstColumn="1" w:lastColumn="0" w:noHBand="0" w:noVBand="1"/>
       </w:tblPr>
       <w:tblGrid>
@@ -1984,6 +2014,7 @@
       <w:tr>
         <w:trPr>
           <w:cnfStyle w:val="100000000000" w:firstRow="1" w:lastRow="0" w:firstColumn="0" w:lastColumn="0" w:oddVBand="0" w:evenVBand="0" w:oddHBand="0" w:evenHBand="0" w:firstRowFirstColumn="0" w:firstRowLastColumn="0" w:lastRowFirstColumn="0" w:lastRowLastColumn="0"/>
+          <w:jc w:val="center"/>
         </w:trPr>
         <w:tc>
           <w:tcPr>
@@ -2121,6 +2152,7 @@
       <w:tr>
         <w:trPr>
           <w:cnfStyle w:val="000000100000" w:firstRow="0" w:lastRow="0" w:firstColumn="0" w:lastColumn="0" w:oddVBand="0" w:evenVBand="0" w:oddHBand="1" w:evenHBand="0" w:firstRowFirstColumn="0" w:firstRowLastColumn="0" w:lastRowFirstColumn="0" w:lastRowLastColumn="0"/>
+          <w:jc w:val="center"/>
         </w:trPr>
         <w:tc>
           <w:tcPr>
@@ -2248,6 +2280,9 @@
         </w:tc>
       </w:tr>
       <w:tr>
+        <w:trPr>
+          <w:jc w:val="center"/>
+        </w:trPr>
         <w:tc>
           <w:tcPr>
             <w:cnfStyle w:val="001000000000" w:firstRow="0" w:lastRow="0" w:firstColumn="1" w:lastColumn="0" w:oddVBand="0" w:evenVBand="0" w:oddHBand="0" w:evenHBand="0" w:firstRowFirstColumn="0" w:firstRowLastColumn="0" w:lastRowFirstColumn="0" w:lastRowLastColumn="0"/>
@@ -2376,6 +2411,7 @@
       <w:tr>
         <w:trPr>
           <w:cnfStyle w:val="000000100000" w:firstRow="0" w:lastRow="0" w:firstColumn="0" w:lastColumn="0" w:oddVBand="0" w:evenVBand="0" w:oddHBand="1" w:evenHBand="0" w:firstRowFirstColumn="0" w:firstRowLastColumn="0" w:lastRowFirstColumn="0" w:lastRowLastColumn="0"/>
+          <w:jc w:val="center"/>
         </w:trPr>
         <w:tc>
           <w:tcPr>
@@ -2503,6 +2539,9 @@
         </w:tc>
       </w:tr>
       <w:tr>
+        <w:trPr>
+          <w:jc w:val="center"/>
+        </w:trPr>
         <w:tc>
           <w:tcPr>
             <w:cnfStyle w:val="001000000000" w:firstRow="0" w:lastRow="0" w:firstColumn="1" w:lastColumn="0" w:oddVBand="0" w:evenVBand="0" w:oddHBand="0" w:evenHBand="0" w:firstRowFirstColumn="0" w:firstRowLastColumn="0" w:lastRowFirstColumn="0" w:lastRowLastColumn="0"/>
@@ -2631,6 +2670,7 @@
       <w:tr>
         <w:trPr>
           <w:cnfStyle w:val="000000100000" w:firstRow="0" w:lastRow="0" w:firstColumn="0" w:lastColumn="0" w:oddVBand="0" w:evenVBand="0" w:oddHBand="1" w:evenHBand="0" w:firstRowFirstColumn="0" w:firstRowLastColumn="0" w:lastRowFirstColumn="0" w:lastRowLastColumn="0"/>
+          <w:jc w:val="center"/>
         </w:trPr>
         <w:tc>
           <w:tcPr>
@@ -2758,6 +2798,9 @@
         </w:tc>
       </w:tr>
       <w:tr>
+        <w:trPr>
+          <w:jc w:val="center"/>
+        </w:trPr>
         <w:tc>
           <w:tcPr>
             <w:cnfStyle w:val="001000000000" w:firstRow="0" w:lastRow="0" w:firstColumn="1" w:lastColumn="0" w:oddVBand="0" w:evenVBand="0" w:oddHBand="0" w:evenHBand="0" w:firstRowFirstColumn="0" w:firstRowLastColumn="0" w:lastRowFirstColumn="0" w:lastRowLastColumn="0"/>
@@ -2886,6 +2929,7 @@
       <w:tr>
         <w:trPr>
           <w:cnfStyle w:val="000000100000" w:firstRow="0" w:lastRow="0" w:firstColumn="0" w:lastColumn="0" w:oddVBand="0" w:evenVBand="0" w:oddHBand="1" w:evenHBand="0" w:firstRowFirstColumn="0" w:firstRowLastColumn="0" w:lastRowFirstColumn="0" w:lastRowLastColumn="0"/>
+          <w:jc w:val="center"/>
         </w:trPr>
         <w:tc>
           <w:tcPr>
@@ -3013,6 +3057,9 @@
         </w:tc>
       </w:tr>
       <w:tr>
+        <w:trPr>
+          <w:jc w:val="center"/>
+        </w:trPr>
         <w:tc>
           <w:tcPr>
             <w:cnfStyle w:val="001000000000" w:firstRow="0" w:lastRow="0" w:firstColumn="1" w:lastColumn="0" w:oddVBand="0" w:evenVBand="0" w:oddHBand="0" w:evenHBand="0" w:firstRowFirstColumn="0" w:firstRowLastColumn="0" w:lastRowFirstColumn="0" w:lastRowLastColumn="0"/>
@@ -3141,6 +3188,7 @@
       <w:tr>
         <w:trPr>
           <w:cnfStyle w:val="000000100000" w:firstRow="0" w:lastRow="0" w:firstColumn="0" w:lastColumn="0" w:oddVBand="0" w:evenVBand="0" w:oddHBand="1" w:evenHBand="0" w:firstRowFirstColumn="0" w:firstRowLastColumn="0" w:lastRowFirstColumn="0" w:lastRowLastColumn="0"/>
+          <w:jc w:val="center"/>
         </w:trPr>
         <w:tc>
           <w:tcPr>
@@ -3304,6 +3352,7 @@
       <w:tblPr>
         <w:tblStyle w:val="ListTable4"/>
         <w:tblW w:w="0" w:type="auto"/>
+        <w:jc w:val="center"/>
         <w:tblLook w:val="06A0" w:firstRow="1" w:lastRow="0" w:firstColumn="1" w:lastColumn="0" w:noHBand="1" w:noVBand="1"/>
       </w:tblPr>
       <w:tblGrid>
@@ -3315,6 +3364,7 @@
       <w:tr>
         <w:trPr>
           <w:cnfStyle w:val="100000000000" w:firstRow="1" w:lastRow="0" w:firstColumn="0" w:lastColumn="0" w:oddVBand="0" w:evenVBand="0" w:oddHBand="0" w:evenHBand="0" w:firstRowFirstColumn="0" w:firstRowLastColumn="0" w:lastRowFirstColumn="0" w:lastRowLastColumn="0"/>
+          <w:jc w:val="center"/>
         </w:trPr>
         <w:tc>
           <w:tcPr>
@@ -3450,6 +3500,9 @@
         </w:tc>
       </w:tr>
       <w:tr>
+        <w:trPr>
+          <w:jc w:val="center"/>
+        </w:trPr>
         <w:tc>
           <w:tcPr>
             <w:cnfStyle w:val="001000000000" w:firstRow="0" w:lastRow="0" w:firstColumn="1" w:lastColumn="0" w:oddVBand="0" w:evenVBand="0" w:oddHBand="0" w:evenHBand="0" w:firstRowFirstColumn="0" w:firstRowLastColumn="0" w:lastRowFirstColumn="0" w:lastRowLastColumn="0"/>
@@ -3576,6 +3629,9 @@
         </w:tc>
       </w:tr>
       <w:tr>
+        <w:trPr>
+          <w:jc w:val="center"/>
+        </w:trPr>
         <w:tc>
           <w:tcPr>
             <w:cnfStyle w:val="001000000000" w:firstRow="0" w:lastRow="0" w:firstColumn="1" w:lastColumn="0" w:oddVBand="0" w:evenVBand="0" w:oddHBand="0" w:evenHBand="0" w:firstRowFirstColumn="0" w:firstRowLastColumn="0" w:lastRowFirstColumn="0" w:lastRowLastColumn="0"/>
@@ -3702,6 +3758,9 @@
         </w:tc>
       </w:tr>
       <w:tr>
+        <w:trPr>
+          <w:jc w:val="center"/>
+        </w:trPr>
         <w:tc>
           <w:tcPr>
             <w:cnfStyle w:val="001000000000" w:firstRow="0" w:lastRow="0" w:firstColumn="1" w:lastColumn="0" w:oddVBand="0" w:evenVBand="0" w:oddHBand="0" w:evenHBand="0" w:firstRowFirstColumn="0" w:firstRowLastColumn="0" w:lastRowFirstColumn="0" w:lastRowLastColumn="0"/>
@@ -3828,6 +3887,9 @@
         </w:tc>
       </w:tr>
       <w:tr>
+        <w:trPr>
+          <w:jc w:val="center"/>
+        </w:trPr>
         <w:tc>
           <w:tcPr>
             <w:cnfStyle w:val="001000000000" w:firstRow="0" w:lastRow="0" w:firstColumn="1" w:lastColumn="0" w:oddVBand="0" w:evenVBand="0" w:oddHBand="0" w:evenHBand="0" w:firstRowFirstColumn="0" w:firstRowLastColumn="0" w:lastRowFirstColumn="0" w:lastRowLastColumn="0"/>
@@ -3954,6 +4016,9 @@
         </w:tc>
       </w:tr>
       <w:tr>
+        <w:trPr>
+          <w:jc w:val="center"/>
+        </w:trPr>
         <w:tc>
           <w:tcPr>
             <w:cnfStyle w:val="001000000000" w:firstRow="0" w:lastRow="0" w:firstColumn="1" w:lastColumn="0" w:oddVBand="0" w:evenVBand="0" w:oddHBand="0" w:evenHBand="0" w:firstRowFirstColumn="0" w:firstRowLastColumn="0" w:lastRowFirstColumn="0" w:lastRowLastColumn="0"/>
@@ -4080,6 +4145,9 @@
         </w:tc>
       </w:tr>
       <w:tr>
+        <w:trPr>
+          <w:jc w:val="center"/>
+        </w:trPr>
         <w:tc>
           <w:tcPr>
             <w:cnfStyle w:val="001000000000" w:firstRow="0" w:lastRow="0" w:firstColumn="1" w:lastColumn="0" w:oddVBand="0" w:evenVBand="0" w:oddHBand="0" w:evenHBand="0" w:firstRowFirstColumn="0" w:firstRowLastColumn="0" w:lastRowFirstColumn="0" w:lastRowLastColumn="0"/>
@@ -4206,6 +4274,9 @@
         </w:tc>
       </w:tr>
       <w:tr>
+        <w:trPr>
+          <w:jc w:val="center"/>
+        </w:trPr>
         <w:tc>
           <w:tcPr>
             <w:cnfStyle w:val="001000000000" w:firstRow="0" w:lastRow="0" w:firstColumn="1" w:lastColumn="0" w:oddVBand="0" w:evenVBand="0" w:oddHBand="0" w:evenHBand="0" w:firstRowFirstColumn="0" w:firstRowLastColumn="0" w:lastRowFirstColumn="0" w:lastRowLastColumn="0"/>
@@ -4332,6 +4403,9 @@
         </w:tc>
       </w:tr>
       <w:tr>
+        <w:trPr>
+          <w:jc w:val="center"/>
+        </w:trPr>
         <w:tc>
           <w:tcPr>
             <w:cnfStyle w:val="001000000000" w:firstRow="0" w:lastRow="0" w:firstColumn="1" w:lastColumn="0" w:oddVBand="0" w:evenVBand="0" w:oddHBand="0" w:evenHBand="0" w:firstRowFirstColumn="0" w:firstRowLastColumn="0" w:lastRowFirstColumn="0" w:lastRowLastColumn="0"/>
@@ -4458,6 +4532,9 @@
         </w:tc>
       </w:tr>
       <w:tr>
+        <w:trPr>
+          <w:jc w:val="center"/>
+        </w:trPr>
         <w:tc>
           <w:tcPr>
             <w:cnfStyle w:val="001000000000" w:firstRow="0" w:lastRow="0" w:firstColumn="1" w:lastColumn="0" w:oddVBand="0" w:evenVBand="0" w:oddHBand="0" w:evenHBand="0" w:firstRowFirstColumn="0" w:firstRowLastColumn="0" w:lastRowFirstColumn="0" w:lastRowLastColumn="0"/>
@@ -4584,6 +4661,9 @@
         </w:tc>
       </w:tr>
       <w:tr>
+        <w:trPr>
+          <w:jc w:val="center"/>
+        </w:trPr>
         <w:tc>
           <w:tcPr>
             <w:cnfStyle w:val="001000000000" w:firstRow="0" w:lastRow="0" w:firstColumn="1" w:lastColumn="0" w:oddVBand="0" w:evenVBand="0" w:oddHBand="0" w:evenHBand="0" w:firstRowFirstColumn="0" w:firstRowLastColumn="0" w:lastRowFirstColumn="0" w:lastRowLastColumn="0"/>
@@ -4737,6 +4817,7 @@
       <w:tblPr>
         <w:tblStyle w:val="ListTable4"/>
         <w:tblW w:w="0" w:type="auto"/>
+        <w:jc w:val="center"/>
         <w:tblLook w:val="06A0" w:firstRow="1" w:lastRow="0" w:firstColumn="1" w:lastColumn="0" w:noHBand="1" w:noVBand="1"/>
       </w:tblPr>
       <w:tblGrid>
@@ -4748,6 +4829,7 @@
       <w:tr>
         <w:trPr>
           <w:cnfStyle w:val="100000000000" w:firstRow="1" w:lastRow="0" w:firstColumn="0" w:lastColumn="0" w:oddVBand="0" w:evenVBand="0" w:oddHBand="0" w:evenHBand="0" w:firstRowFirstColumn="0" w:firstRowLastColumn="0" w:lastRowFirstColumn="0" w:lastRowLastColumn="0"/>
+          <w:jc w:val="center"/>
         </w:trPr>
         <w:tc>
           <w:tcPr>
@@ -4883,6 +4965,9 @@
         </w:tc>
       </w:tr>
       <w:tr>
+        <w:trPr>
+          <w:jc w:val="center"/>
+        </w:trPr>
         <w:tc>
           <w:tcPr>
             <w:cnfStyle w:val="001000000000" w:firstRow="0" w:lastRow="0" w:firstColumn="1" w:lastColumn="0" w:oddVBand="0" w:evenVBand="0" w:oddHBand="0" w:evenHBand="0" w:firstRowFirstColumn="0" w:firstRowLastColumn="0" w:lastRowFirstColumn="0" w:lastRowLastColumn="0"/>
@@ -5009,6 +5094,9 @@
         </w:tc>
       </w:tr>
       <w:tr>
+        <w:trPr>
+          <w:jc w:val="center"/>
+        </w:trPr>
         <w:tc>
           <w:tcPr>
             <w:cnfStyle w:val="001000000000" w:firstRow="0" w:lastRow="0" w:firstColumn="1" w:lastColumn="0" w:oddVBand="0" w:evenVBand="0" w:oddHBand="0" w:evenHBand="0" w:firstRowFirstColumn="0" w:firstRowLastColumn="0" w:lastRowFirstColumn="0" w:lastRowLastColumn="0"/>
@@ -5135,6 +5223,9 @@
         </w:tc>
       </w:tr>
       <w:tr>
+        <w:trPr>
+          <w:jc w:val="center"/>
+        </w:trPr>
         <w:tc>
           <w:tcPr>
             <w:cnfStyle w:val="001000000000" w:firstRow="0" w:lastRow="0" w:firstColumn="1" w:lastColumn="0" w:oddVBand="0" w:evenVBand="0" w:oddHBand="0" w:evenHBand="0" w:firstRowFirstColumn="0" w:firstRowLastColumn="0" w:lastRowFirstColumn="0" w:lastRowLastColumn="0"/>
@@ -5261,6 +5352,9 @@
         </w:tc>
       </w:tr>
       <w:tr>
+        <w:trPr>
+          <w:jc w:val="center"/>
+        </w:trPr>
         <w:tc>
           <w:tcPr>
             <w:cnfStyle w:val="001000000000" w:firstRow="0" w:lastRow="0" w:firstColumn="1" w:lastColumn="0" w:oddVBand="0" w:evenVBand="0" w:oddHBand="0" w:evenHBand="0" w:firstRowFirstColumn="0" w:firstRowLastColumn="0" w:lastRowFirstColumn="0" w:lastRowLastColumn="0"/>
@@ -5387,6 +5481,9 @@
         </w:tc>
       </w:tr>
       <w:tr>
+        <w:trPr>
+          <w:jc w:val="center"/>
+        </w:trPr>
         <w:tc>
           <w:tcPr>
             <w:cnfStyle w:val="001000000000" w:firstRow="0" w:lastRow="0" w:firstColumn="1" w:lastColumn="0" w:oddVBand="0" w:evenVBand="0" w:oddHBand="0" w:evenHBand="0" w:firstRowFirstColumn="0" w:firstRowLastColumn="0" w:lastRowFirstColumn="0" w:lastRowLastColumn="0"/>
@@ -5513,6 +5610,9 @@
         </w:tc>
       </w:tr>
       <w:tr>
+        <w:trPr>
+          <w:jc w:val="center"/>
+        </w:trPr>
         <w:tc>
           <w:tcPr>
             <w:cnfStyle w:val="001000000000" w:firstRow="0" w:lastRow="0" w:firstColumn="1" w:lastColumn="0" w:oddVBand="0" w:evenVBand="0" w:oddHBand="0" w:evenHBand="0" w:firstRowFirstColumn="0" w:firstRowLastColumn="0" w:lastRowFirstColumn="0" w:lastRowLastColumn="0"/>
@@ -5639,6 +5739,9 @@
         </w:tc>
       </w:tr>
       <w:tr>
+        <w:trPr>
+          <w:jc w:val="center"/>
+        </w:trPr>
         <w:tc>
           <w:tcPr>
             <w:cnfStyle w:val="001000000000" w:firstRow="0" w:lastRow="0" w:firstColumn="1" w:lastColumn="0" w:oddVBand="0" w:evenVBand="0" w:oddHBand="0" w:evenHBand="0" w:firstRowFirstColumn="0" w:firstRowLastColumn="0" w:lastRowFirstColumn="0" w:lastRowLastColumn="0"/>
@@ -5765,6 +5868,9 @@
         </w:tc>
       </w:tr>
       <w:tr>
+        <w:trPr>
+          <w:jc w:val="center"/>
+        </w:trPr>
         <w:tc>
           <w:tcPr>
             <w:cnfStyle w:val="001000000000" w:firstRow="0" w:lastRow="0" w:firstColumn="1" w:lastColumn="0" w:oddVBand="0" w:evenVBand="0" w:oddHBand="0" w:evenHBand="0" w:firstRowFirstColumn="0" w:firstRowLastColumn="0" w:lastRowFirstColumn="0" w:lastRowLastColumn="0"/>
@@ -5915,6 +6021,9 @@
         </w:tc>
       </w:tr>
       <w:tr>
+        <w:trPr>
+          <w:jc w:val="center"/>
+        </w:trPr>
         <w:tc>
           <w:tcPr>
             <w:cnfStyle w:val="001000000000" w:firstRow="0" w:lastRow="0" w:firstColumn="1" w:lastColumn="0" w:oddVBand="0" w:evenVBand="0" w:oddHBand="0" w:evenHBand="0" w:firstRowFirstColumn="0" w:firstRowLastColumn="0" w:lastRowFirstColumn="0" w:lastRowLastColumn="0"/>
@@ -6079,6 +6188,7 @@
       <w:tblPr>
         <w:tblStyle w:val="ListTable4"/>
         <w:tblW w:w="0" w:type="auto"/>
+        <w:jc w:val="center"/>
         <w:tblLook w:val="06A0" w:firstRow="1" w:lastRow="0" w:firstColumn="1" w:lastColumn="0" w:noHBand="1" w:noVBand="1"/>
       </w:tblPr>
       <w:tblGrid>
@@ -6090,6 +6200,7 @@
       <w:tr>
         <w:trPr>
           <w:cnfStyle w:val="100000000000" w:firstRow="1" w:lastRow="0" w:firstColumn="0" w:lastColumn="0" w:oddVBand="0" w:evenVBand="0" w:oddHBand="0" w:evenHBand="0" w:firstRowFirstColumn="0" w:firstRowLastColumn="0" w:lastRowFirstColumn="0" w:lastRowLastColumn="0"/>
+          <w:jc w:val="center"/>
         </w:trPr>
         <w:tc>
           <w:tcPr>
@@ -6225,6 +6336,9 @@
         </w:tc>
       </w:tr>
       <w:tr>
+        <w:trPr>
+          <w:jc w:val="center"/>
+        </w:trPr>
         <w:tc>
           <w:tcPr>
             <w:cnfStyle w:val="001000000000" w:firstRow="0" w:lastRow="0" w:firstColumn="1" w:lastColumn="0" w:oddVBand="0" w:evenVBand="0" w:oddHBand="0" w:evenHBand="0" w:firstRowFirstColumn="0" w:firstRowLastColumn="0" w:lastRowFirstColumn="0" w:lastRowLastColumn="0"/>
@@ -6351,6 +6465,9 @@
         </w:tc>
       </w:tr>
       <w:tr>
+        <w:trPr>
+          <w:jc w:val="center"/>
+        </w:trPr>
         <w:tc>
           <w:tcPr>
             <w:cnfStyle w:val="001000000000" w:firstRow="0" w:lastRow="0" w:firstColumn="1" w:lastColumn="0" w:oddVBand="0" w:evenVBand="0" w:oddHBand="0" w:evenHBand="0" w:firstRowFirstColumn="0" w:firstRowLastColumn="0" w:lastRowFirstColumn="0" w:lastRowLastColumn="0"/>
@@ -6477,6 +6594,9 @@
         </w:tc>
       </w:tr>
       <w:tr>
+        <w:trPr>
+          <w:jc w:val="center"/>
+        </w:trPr>
         <w:tc>
           <w:tcPr>
             <w:cnfStyle w:val="001000000000" w:firstRow="0" w:lastRow="0" w:firstColumn="1" w:lastColumn="0" w:oddVBand="0" w:evenVBand="0" w:oddHBand="0" w:evenHBand="0" w:firstRowFirstColumn="0" w:firstRowLastColumn="0" w:lastRowFirstColumn="0" w:lastRowLastColumn="0"/>
@@ -6616,6 +6736,9 @@
         </w:tc>
       </w:tr>
       <w:tr>
+        <w:trPr>
+          <w:jc w:val="center"/>
+        </w:trPr>
         <w:tc>
           <w:tcPr>
             <w:cnfStyle w:val="001000000000" w:firstRow="0" w:lastRow="0" w:firstColumn="1" w:lastColumn="0" w:oddVBand="0" w:evenVBand="0" w:oddHBand="0" w:evenHBand="0" w:firstRowFirstColumn="0" w:firstRowLastColumn="0" w:lastRowFirstColumn="0" w:lastRowLastColumn="0"/>
@@ -6742,6 +6865,9 @@
         </w:tc>
       </w:tr>
       <w:tr>
+        <w:trPr>
+          <w:jc w:val="center"/>
+        </w:trPr>
         <w:tc>
           <w:tcPr>
             <w:cnfStyle w:val="001000000000" w:firstRow="0" w:lastRow="0" w:firstColumn="1" w:lastColumn="0" w:oddVBand="0" w:evenVBand="0" w:oddHBand="0" w:evenHBand="0" w:firstRowFirstColumn="0" w:firstRowLastColumn="0" w:lastRowFirstColumn="0" w:lastRowLastColumn="0"/>
@@ -6868,6 +6994,9 @@
         </w:tc>
       </w:tr>
       <w:tr>
+        <w:trPr>
+          <w:jc w:val="center"/>
+        </w:trPr>
         <w:tc>
           <w:tcPr>
             <w:cnfStyle w:val="001000000000" w:firstRow="0" w:lastRow="0" w:firstColumn="1" w:lastColumn="0" w:oddVBand="0" w:evenVBand="0" w:oddHBand="0" w:evenHBand="0" w:firstRowFirstColumn="0" w:firstRowLastColumn="0" w:lastRowFirstColumn="0" w:lastRowLastColumn="0"/>
@@ -6992,19 +7121,7 @@
         <w:rPr>
           <w:shd w:val="clear" w:color="auto" w:fill="FFFFFF"/>
         </w:rPr>
-        <w:t xml:space="preserve">Step </w:t>
-      </w:r>
-      <w:r>
-        <w:rPr>
-          <w:shd w:val="clear" w:color="auto" w:fill="FFFFFF"/>
-        </w:rPr>
-        <w:t>2</w:t>
-      </w:r>
-      <w:r>
-        <w:rPr>
-          <w:shd w:val="clear" w:color="auto" w:fill="FFFFFF"/>
-        </w:rPr>
-        <w:t xml:space="preserve">: </w:t>
+        <w:t xml:space="preserve">Step 2: </w:t>
       </w:r>
       <w:r>
         <w:rPr>
@@ -7023,6 +7140,7 @@
       <w:tblPr>
         <w:tblStyle w:val="ListTable4"/>
         <w:tblW w:w="0" w:type="auto"/>
+        <w:jc w:val="center"/>
         <w:tblLook w:val="06A0" w:firstRow="1" w:lastRow="0" w:firstColumn="1" w:lastColumn="0" w:noHBand="1" w:noVBand="1"/>
       </w:tblPr>
       <w:tblGrid>
@@ -7033,6 +7151,7 @@
       <w:tr>
         <w:trPr>
           <w:cnfStyle w:val="100000000000" w:firstRow="1" w:lastRow="0" w:firstColumn="0" w:lastColumn="0" w:oddVBand="0" w:evenVBand="0" w:oddHBand="0" w:evenHBand="0" w:firstRowFirstColumn="0" w:firstRowLastColumn="0" w:lastRowFirstColumn="0" w:lastRowLastColumn="0"/>
+          <w:jc w:val="center"/>
         </w:trPr>
         <w:tc>
           <w:tcPr>
@@ -7135,6 +7254,9 @@
         </w:tc>
       </w:tr>
       <w:tr>
+        <w:trPr>
+          <w:jc w:val="center"/>
+        </w:trPr>
         <w:tc>
           <w:tcPr>
             <w:cnfStyle w:val="001000000000" w:firstRow="0" w:lastRow="0" w:firstColumn="1" w:lastColumn="0" w:oddVBand="0" w:evenVBand="0" w:oddHBand="0" w:evenHBand="0" w:firstRowFirstColumn="0" w:firstRowLastColumn="0" w:lastRowFirstColumn="0" w:lastRowLastColumn="0"/>
@@ -7230,6 +7352,9 @@
         </w:tc>
       </w:tr>
       <w:tr>
+        <w:trPr>
+          <w:jc w:val="center"/>
+        </w:trPr>
         <w:tc>
           <w:tcPr>
             <w:cnfStyle w:val="001000000000" w:firstRow="0" w:lastRow="0" w:firstColumn="1" w:lastColumn="0" w:oddVBand="0" w:evenVBand="0" w:oddHBand="0" w:evenHBand="0" w:firstRowFirstColumn="0" w:firstRowLastColumn="0" w:lastRowFirstColumn="0" w:lastRowLastColumn="0"/>
@@ -7325,6 +7450,9 @@
         </w:tc>
       </w:tr>
       <w:tr>
+        <w:trPr>
+          <w:jc w:val="center"/>
+        </w:trPr>
         <w:tc>
           <w:tcPr>
             <w:cnfStyle w:val="001000000000" w:firstRow="0" w:lastRow="0" w:firstColumn="1" w:lastColumn="0" w:oddVBand="0" w:evenVBand="0" w:oddHBand="0" w:evenHBand="0" w:firstRowFirstColumn="0" w:firstRowLastColumn="0" w:lastRowFirstColumn="0" w:lastRowLastColumn="0"/>
@@ -7420,6 +7548,9 @@
         </w:tc>
       </w:tr>
       <w:tr>
+        <w:trPr>
+          <w:jc w:val="center"/>
+        </w:trPr>
         <w:tc>
           <w:tcPr>
             <w:cnfStyle w:val="001000000000" w:firstRow="0" w:lastRow="0" w:firstColumn="1" w:lastColumn="0" w:oddVBand="0" w:evenVBand="0" w:oddHBand="0" w:evenHBand="0" w:firstRowFirstColumn="0" w:firstRowLastColumn="0" w:lastRowFirstColumn="0" w:lastRowLastColumn="0"/>
@@ -7515,6 +7646,9 @@
         </w:tc>
       </w:tr>
       <w:tr>
+        <w:trPr>
+          <w:jc w:val="center"/>
+        </w:trPr>
         <w:tc>
           <w:tcPr>
             <w:cnfStyle w:val="001000000000" w:firstRow="0" w:lastRow="0" w:firstColumn="1" w:lastColumn="0" w:oddVBand="0" w:evenVBand="0" w:oddHBand="0" w:evenHBand="0" w:firstRowFirstColumn="0" w:firstRowLastColumn="0" w:lastRowFirstColumn="0" w:lastRowLastColumn="0"/>
@@ -7610,6 +7744,9 @@
         </w:tc>
       </w:tr>
       <w:tr>
+        <w:trPr>
+          <w:jc w:val="center"/>
+        </w:trPr>
         <w:tc>
           <w:tcPr>
             <w:cnfStyle w:val="001000000000" w:firstRow="0" w:lastRow="0" w:firstColumn="1" w:lastColumn="0" w:oddVBand="0" w:evenVBand="0" w:oddHBand="0" w:evenHBand="0" w:firstRowFirstColumn="0" w:firstRowLastColumn="0" w:lastRowFirstColumn="0" w:lastRowLastColumn="0"/>
@@ -7775,6 +7912,7 @@
       <w:tblPr>
         <w:tblStyle w:val="ListTable4"/>
         <w:tblW w:w="0" w:type="auto"/>
+        <w:jc w:val="center"/>
         <w:tblLook w:val="06A0" w:firstRow="1" w:lastRow="0" w:firstColumn="1" w:lastColumn="0" w:noHBand="1" w:noVBand="1"/>
       </w:tblPr>
       <w:tblGrid>
@@ -7785,6 +7923,7 @@
       <w:tr>
         <w:trPr>
           <w:cnfStyle w:val="100000000000" w:firstRow="1" w:lastRow="0" w:firstColumn="0" w:lastColumn="0" w:oddVBand="0" w:evenVBand="0" w:oddHBand="0" w:evenHBand="0" w:firstRowFirstColumn="0" w:firstRowLastColumn="0" w:lastRowFirstColumn="0" w:lastRowLastColumn="0"/>
+          <w:jc w:val="center"/>
         </w:trPr>
         <w:tc>
           <w:tcPr>
@@ -7887,6 +8026,9 @@
         </w:tc>
       </w:tr>
       <w:tr>
+        <w:trPr>
+          <w:jc w:val="center"/>
+        </w:trPr>
         <w:tc>
           <w:tcPr>
             <w:cnfStyle w:val="001000000000" w:firstRow="0" w:lastRow="0" w:firstColumn="1" w:lastColumn="0" w:oddVBand="0" w:evenVBand="0" w:oddHBand="0" w:evenHBand="0" w:firstRowFirstColumn="0" w:firstRowLastColumn="0" w:lastRowFirstColumn="0" w:lastRowLastColumn="0"/>
@@ -7982,6 +8124,9 @@
         </w:tc>
       </w:tr>
       <w:tr>
+        <w:trPr>
+          <w:jc w:val="center"/>
+        </w:trPr>
         <w:tc>
           <w:tcPr>
             <w:cnfStyle w:val="001000000000" w:firstRow="0" w:lastRow="0" w:firstColumn="1" w:lastColumn="0" w:oddVBand="0" w:evenVBand="0" w:oddHBand="0" w:evenHBand="0" w:firstRowFirstColumn="0" w:firstRowLastColumn="0" w:lastRowFirstColumn="0" w:lastRowLastColumn="0"/>
@@ -8077,6 +8222,9 @@
         </w:tc>
       </w:tr>
       <w:tr>
+        <w:trPr>
+          <w:jc w:val="center"/>
+        </w:trPr>
         <w:tc>
           <w:tcPr>
             <w:cnfStyle w:val="001000000000" w:firstRow="0" w:lastRow="0" w:firstColumn="1" w:lastColumn="0" w:oddVBand="0" w:evenVBand="0" w:oddHBand="0" w:evenHBand="0" w:firstRowFirstColumn="0" w:firstRowLastColumn="0" w:lastRowFirstColumn="0" w:lastRowLastColumn="0"/>
@@ -8172,6 +8320,9 @@
         </w:tc>
       </w:tr>
       <w:tr>
+        <w:trPr>
+          <w:jc w:val="center"/>
+        </w:trPr>
         <w:tc>
           <w:tcPr>
             <w:cnfStyle w:val="001000000000" w:firstRow="0" w:lastRow="0" w:firstColumn="1" w:lastColumn="0" w:oddVBand="0" w:evenVBand="0" w:oddHBand="0" w:evenHBand="0" w:firstRowFirstColumn="0" w:firstRowLastColumn="0" w:lastRowFirstColumn="0" w:lastRowLastColumn="0"/>
@@ -8267,6 +8418,9 @@
         </w:tc>
       </w:tr>
       <w:tr>
+        <w:trPr>
+          <w:jc w:val="center"/>
+        </w:trPr>
         <w:tc>
           <w:tcPr>
             <w:cnfStyle w:val="001000000000" w:firstRow="0" w:lastRow="0" w:firstColumn="1" w:lastColumn="0" w:oddVBand="0" w:evenVBand="0" w:oddHBand="0" w:evenHBand="0" w:firstRowFirstColumn="0" w:firstRowLastColumn="0" w:lastRowFirstColumn="0" w:lastRowLastColumn="0"/>
@@ -8362,6 +8516,9 @@
         </w:tc>
       </w:tr>
       <w:tr>
+        <w:trPr>
+          <w:jc w:val="center"/>
+        </w:trPr>
         <w:tc>
           <w:tcPr>
             <w:cnfStyle w:val="001000000000" w:firstRow="0" w:lastRow="0" w:firstColumn="1" w:lastColumn="0" w:oddVBand="0" w:evenVBand="0" w:oddHBand="0" w:evenHBand="0" w:firstRowFirstColumn="0" w:firstRowLastColumn="0" w:lastRowFirstColumn="0" w:lastRowLastColumn="0"/>
@@ -8457,6 +8614,9 @@
         </w:tc>
       </w:tr>
       <w:tr>
+        <w:trPr>
+          <w:jc w:val="center"/>
+        </w:trPr>
         <w:tc>
           <w:tcPr>
             <w:cnfStyle w:val="001000000000" w:firstRow="0" w:lastRow="0" w:firstColumn="1" w:lastColumn="0" w:oddVBand="0" w:evenVBand="0" w:oddHBand="0" w:evenHBand="0" w:firstRowFirstColumn="0" w:firstRowLastColumn="0" w:lastRowFirstColumn="0" w:lastRowLastColumn="0"/>
@@ -8552,6 +8712,9 @@
         </w:tc>
       </w:tr>
       <w:tr>
+        <w:trPr>
+          <w:jc w:val="center"/>
+        </w:trPr>
         <w:tc>
           <w:tcPr>
             <w:cnfStyle w:val="001000000000" w:firstRow="0" w:lastRow="0" w:firstColumn="1" w:lastColumn="0" w:oddVBand="0" w:evenVBand="0" w:oddHBand="0" w:evenHBand="0" w:firstRowFirstColumn="0" w:firstRowLastColumn="0" w:lastRowFirstColumn="0" w:lastRowLastColumn="0"/>
@@ -8648,6 +8811,9 @@
         </w:tc>
       </w:tr>
       <w:tr>
+        <w:trPr>
+          <w:jc w:val="center"/>
+        </w:trPr>
         <w:tc>
           <w:tcPr>
             <w:cnfStyle w:val="001000000000" w:firstRow="0" w:lastRow="0" w:firstColumn="1" w:lastColumn="0" w:oddVBand="0" w:evenVBand="0" w:oddHBand="0" w:evenHBand="0" w:firstRowFirstColumn="0" w:firstRowLastColumn="0" w:lastRowFirstColumn="0" w:lastRowLastColumn="0"/>
@@ -8743,6 +8909,9 @@
         </w:tc>
       </w:tr>
       <w:tr>
+        <w:trPr>
+          <w:jc w:val="center"/>
+        </w:trPr>
         <w:tc>
           <w:tcPr>
             <w:cnfStyle w:val="001000000000" w:firstRow="0" w:lastRow="0" w:firstColumn="1" w:lastColumn="0" w:oddVBand="0" w:evenVBand="0" w:oddHBand="0" w:evenHBand="0" w:firstRowFirstColumn="0" w:firstRowLastColumn="0" w:lastRowFirstColumn="0" w:lastRowLastColumn="0"/>
@@ -8838,6 +9007,9 @@
         </w:tc>
       </w:tr>
       <w:tr>
+        <w:trPr>
+          <w:jc w:val="center"/>
+        </w:trPr>
         <w:tc>
           <w:tcPr>
             <w:cnfStyle w:val="001000000000" w:firstRow="0" w:lastRow="0" w:firstColumn="1" w:lastColumn="0" w:oddVBand="0" w:evenVBand="0" w:oddHBand="0" w:evenHBand="0" w:firstRowFirstColumn="0" w:firstRowLastColumn="0" w:lastRowFirstColumn="0" w:lastRowLastColumn="0"/>
@@ -8933,6 +9105,9 @@
         </w:tc>
       </w:tr>
       <w:tr>
+        <w:trPr>
+          <w:jc w:val="center"/>
+        </w:trPr>
         <w:tc>
           <w:tcPr>
             <w:cnfStyle w:val="001000000000" w:firstRow="0" w:lastRow="0" w:firstColumn="1" w:lastColumn="0" w:oddVBand="0" w:evenVBand="0" w:oddHBand="0" w:evenHBand="0" w:firstRowFirstColumn="0" w:firstRowLastColumn="0" w:lastRowFirstColumn="0" w:lastRowLastColumn="0"/>
@@ -9028,6 +9203,9 @@
         </w:tc>
       </w:tr>
       <w:tr>
+        <w:trPr>
+          <w:jc w:val="center"/>
+        </w:trPr>
         <w:tc>
           <w:tcPr>
             <w:cnfStyle w:val="001000000000" w:firstRow="0" w:lastRow="0" w:firstColumn="1" w:lastColumn="0" w:oddVBand="0" w:evenVBand="0" w:oddHBand="0" w:evenHBand="0" w:firstRowFirstColumn="0" w:firstRowLastColumn="0" w:lastRowFirstColumn="0" w:lastRowLastColumn="0"/>
@@ -9123,6 +9301,9 @@
         </w:tc>
       </w:tr>
       <w:tr>
+        <w:trPr>
+          <w:jc w:val="center"/>
+        </w:trPr>
         <w:tc>
           <w:tcPr>
             <w:cnfStyle w:val="001000000000" w:firstRow="0" w:lastRow="0" w:firstColumn="1" w:lastColumn="0" w:oddVBand="0" w:evenVBand="0" w:oddHBand="0" w:evenHBand="0" w:firstRowFirstColumn="0" w:firstRowLastColumn="0" w:lastRowFirstColumn="0" w:lastRowLastColumn="0"/>
@@ -9218,6 +9399,9 @@
         </w:tc>
       </w:tr>
       <w:tr>
+        <w:trPr>
+          <w:jc w:val="center"/>
+        </w:trPr>
         <w:tc>
           <w:tcPr>
             <w:cnfStyle w:val="001000000000" w:firstRow="0" w:lastRow="0" w:firstColumn="1" w:lastColumn="0" w:oddVBand="0" w:evenVBand="0" w:oddHBand="0" w:evenHBand="0" w:firstRowFirstColumn="0" w:firstRowLastColumn="0" w:lastRowFirstColumn="0" w:lastRowLastColumn="0"/>
@@ -9434,6 +9618,7 @@
       <w:tblPr>
         <w:tblStyle w:val="ListTable4"/>
         <w:tblW w:w="0" w:type="auto"/>
+        <w:jc w:val="center"/>
         <w:tblLook w:val="06A0" w:firstRow="1" w:lastRow="0" w:firstColumn="1" w:lastColumn="0" w:noHBand="1" w:noVBand="1"/>
       </w:tblPr>
       <w:tblGrid>
@@ -9443,6 +9628,7 @@
       <w:tr>
         <w:trPr>
           <w:cnfStyle w:val="100000000000" w:firstRow="1" w:lastRow="0" w:firstColumn="0" w:lastColumn="0" w:oddVBand="0" w:evenVBand="0" w:oddHBand="0" w:evenHBand="0" w:firstRowFirstColumn="0" w:firstRowLastColumn="0" w:lastRowFirstColumn="0" w:lastRowLastColumn="0"/>
+          <w:jc w:val="center"/>
         </w:trPr>
         <w:tc>
           <w:tcPr>
@@ -9512,6 +9698,9 @@
         </w:tc>
       </w:tr>
       <w:tr>
+        <w:trPr>
+          <w:jc w:val="center"/>
+        </w:trPr>
         <w:tc>
           <w:tcPr>
             <w:cnfStyle w:val="001000000000" w:firstRow="0" w:lastRow="0" w:firstColumn="1" w:lastColumn="0" w:oddVBand="0" w:evenVBand="0" w:oddHBand="0" w:evenHBand="0" w:firstRowFirstColumn="0" w:firstRowLastColumn="0" w:lastRowFirstColumn="0" w:lastRowLastColumn="0"/>
@@ -9576,6 +9765,9 @@
         </w:tc>
       </w:tr>
       <w:tr>
+        <w:trPr>
+          <w:jc w:val="center"/>
+        </w:trPr>
         <w:tc>
           <w:tcPr>
             <w:cnfStyle w:val="001000000000" w:firstRow="0" w:lastRow="0" w:firstColumn="1" w:lastColumn="0" w:oddVBand="0" w:evenVBand="0" w:oddHBand="0" w:evenHBand="0" w:firstRowFirstColumn="0" w:firstRowLastColumn="0" w:lastRowFirstColumn="0" w:lastRowLastColumn="0"/>
@@ -9666,6 +9858,9 @@
         </w:tc>
       </w:tr>
       <w:tr>
+        <w:trPr>
+          <w:jc w:val="center"/>
+        </w:trPr>
         <w:tc>
           <w:tcPr>
             <w:cnfStyle w:val="001000000000" w:firstRow="0" w:lastRow="0" w:firstColumn="1" w:lastColumn="0" w:oddVBand="0" w:evenVBand="0" w:oddHBand="0" w:evenHBand="0" w:firstRowFirstColumn="0" w:firstRowLastColumn="0" w:lastRowFirstColumn="0" w:lastRowLastColumn="0"/>
@@ -9756,6 +9951,9 @@
         </w:tc>
       </w:tr>
       <w:tr>
+        <w:trPr>
+          <w:jc w:val="center"/>
+        </w:trPr>
         <w:tc>
           <w:tcPr>
             <w:cnfStyle w:val="001000000000" w:firstRow="0" w:lastRow="0" w:firstColumn="1" w:lastColumn="0" w:oddVBand="0" w:evenVBand="0" w:oddHBand="0" w:evenHBand="0" w:firstRowFirstColumn="0" w:firstRowLastColumn="0" w:lastRowFirstColumn="0" w:lastRowLastColumn="0"/>
@@ -9820,6 +10018,9 @@
         </w:tc>
       </w:tr>
       <w:tr>
+        <w:trPr>
+          <w:jc w:val="center"/>
+        </w:trPr>
         <w:tc>
           <w:tcPr>
             <w:cnfStyle w:val="001000000000" w:firstRow="0" w:lastRow="0" w:firstColumn="1" w:lastColumn="0" w:oddVBand="0" w:evenVBand="0" w:oddHBand="0" w:evenHBand="0" w:firstRowFirstColumn="0" w:firstRowLastColumn="0" w:lastRowFirstColumn="0" w:lastRowLastColumn="0"/>
@@ -9908,6 +10109,9 @@
         </w:tc>
       </w:tr>
       <w:tr>
+        <w:trPr>
+          <w:jc w:val="center"/>
+        </w:trPr>
         <w:tc>
           <w:tcPr>
             <w:cnfStyle w:val="001000000000" w:firstRow="0" w:lastRow="0" w:firstColumn="1" w:lastColumn="0" w:oddVBand="0" w:evenVBand="0" w:oddHBand="0" w:evenHBand="0" w:firstRowFirstColumn="0" w:firstRowLastColumn="0" w:lastRowFirstColumn="0" w:lastRowLastColumn="0"/>
@@ -10085,6 +10289,9 @@
         </w:tc>
       </w:tr>
       <w:tr>
+        <w:trPr>
+          <w:jc w:val="center"/>
+        </w:trPr>
         <w:tc>
           <w:tcPr>
             <w:cnfStyle w:val="001000000000" w:firstRow="0" w:lastRow="0" w:firstColumn="1" w:lastColumn="0" w:oddVBand="0" w:evenVBand="0" w:oddHBand="0" w:evenHBand="0" w:firstRowFirstColumn="0" w:firstRowLastColumn="0" w:lastRowFirstColumn="0" w:lastRowLastColumn="0"/>
@@ -10207,6 +10414,7 @@
       <w:tblPr>
         <w:tblStyle w:val="ListTable4"/>
         <w:tblW w:w="0" w:type="auto"/>
+        <w:jc w:val="center"/>
         <w:tblLook w:val="06A0" w:firstRow="1" w:lastRow="0" w:firstColumn="1" w:lastColumn="0" w:noHBand="1" w:noVBand="1"/>
       </w:tblPr>
       <w:tblGrid>
@@ -10218,6 +10426,7 @@
       <w:tr>
         <w:trPr>
           <w:cnfStyle w:val="100000000000" w:firstRow="1" w:lastRow="0" w:firstColumn="0" w:lastColumn="0" w:oddVBand="0" w:evenVBand="0" w:oddHBand="0" w:evenHBand="0" w:firstRowFirstColumn="0" w:firstRowLastColumn="0" w:lastRowFirstColumn="0" w:lastRowLastColumn="0"/>
+          <w:jc w:val="center"/>
         </w:trPr>
         <w:tc>
           <w:tcPr>
@@ -10353,6 +10562,9 @@
         </w:tc>
       </w:tr>
       <w:tr>
+        <w:trPr>
+          <w:jc w:val="center"/>
+        </w:trPr>
         <w:tc>
           <w:tcPr>
             <w:cnfStyle w:val="001000000000" w:firstRow="0" w:lastRow="0" w:firstColumn="1" w:lastColumn="0" w:oddVBand="0" w:evenVBand="0" w:oddHBand="0" w:evenHBand="0" w:firstRowFirstColumn="0" w:firstRowLastColumn="0" w:lastRowFirstColumn="0" w:lastRowLastColumn="0"/>
@@ -10479,6 +10691,9 @@
         </w:tc>
       </w:tr>
       <w:tr>
+        <w:trPr>
+          <w:jc w:val="center"/>
+        </w:trPr>
         <w:tc>
           <w:tcPr>
             <w:cnfStyle w:val="001000000000" w:firstRow="0" w:lastRow="0" w:firstColumn="1" w:lastColumn="0" w:oddVBand="0" w:evenVBand="0" w:oddHBand="0" w:evenHBand="0" w:firstRowFirstColumn="0" w:firstRowLastColumn="0" w:lastRowFirstColumn="0" w:lastRowLastColumn="0"/>
@@ -10605,6 +10820,9 @@
         </w:tc>
       </w:tr>
       <w:tr>
+        <w:trPr>
+          <w:jc w:val="center"/>
+        </w:trPr>
         <w:tc>
           <w:tcPr>
             <w:cnfStyle w:val="001000000000" w:firstRow="0" w:lastRow="0" w:firstColumn="1" w:lastColumn="0" w:oddVBand="0" w:evenVBand="0" w:oddHBand="0" w:evenHBand="0" w:firstRowFirstColumn="0" w:firstRowLastColumn="0" w:lastRowFirstColumn="0" w:lastRowLastColumn="0"/>
@@ -10731,6 +10949,9 @@
         </w:tc>
       </w:tr>
       <w:tr>
+        <w:trPr>
+          <w:jc w:val="center"/>
+        </w:trPr>
         <w:tc>
           <w:tcPr>
             <w:cnfStyle w:val="001000000000" w:firstRow="0" w:lastRow="0" w:firstColumn="1" w:lastColumn="0" w:oddVBand="0" w:evenVBand="0" w:oddHBand="0" w:evenHBand="0" w:firstRowFirstColumn="0" w:firstRowLastColumn="0" w:lastRowFirstColumn="0" w:lastRowLastColumn="0"/>
@@ -10857,6 +11078,9 @@
         </w:tc>
       </w:tr>
       <w:tr>
+        <w:trPr>
+          <w:jc w:val="center"/>
+        </w:trPr>
         <w:tc>
           <w:tcPr>
             <w:cnfStyle w:val="001000000000" w:firstRow="0" w:lastRow="0" w:firstColumn="1" w:lastColumn="0" w:oddVBand="0" w:evenVBand="0" w:oddHBand="0" w:evenHBand="0" w:firstRowFirstColumn="0" w:firstRowLastColumn="0" w:lastRowFirstColumn="0" w:lastRowLastColumn="0"/>
@@ -10983,6 +11207,9 @@
         </w:tc>
       </w:tr>
       <w:tr>
+        <w:trPr>
+          <w:jc w:val="center"/>
+        </w:trPr>
         <w:tc>
           <w:tcPr>
             <w:cnfStyle w:val="001000000000" w:firstRow="0" w:lastRow="0" w:firstColumn="1" w:lastColumn="0" w:oddVBand="0" w:evenVBand="0" w:oddHBand="0" w:evenHBand="0" w:firstRowFirstColumn="0" w:firstRowLastColumn="0" w:lastRowFirstColumn="0" w:lastRowLastColumn="0"/>
@@ -11210,6 +11437,7 @@
       <w:tblPr>
         <w:tblStyle w:val="ListTable4"/>
         <w:tblW w:w="0" w:type="auto"/>
+        <w:jc w:val="center"/>
         <w:tblLook w:val="06A0" w:firstRow="1" w:lastRow="0" w:firstColumn="1" w:lastColumn="0" w:noHBand="1" w:noVBand="1"/>
       </w:tblPr>
       <w:tblGrid>
@@ -11221,6 +11449,7 @@
       <w:tr>
         <w:trPr>
           <w:cnfStyle w:val="100000000000" w:firstRow="1" w:lastRow="0" w:firstColumn="0" w:lastColumn="0" w:oddVBand="0" w:evenVBand="0" w:oddHBand="0" w:evenHBand="0" w:firstRowFirstColumn="0" w:firstRowLastColumn="0" w:lastRowFirstColumn="0" w:lastRowLastColumn="0"/>
+          <w:jc w:val="center"/>
         </w:trPr>
         <w:tc>
           <w:tcPr>
@@ -11356,6 +11585,9 @@
         </w:tc>
       </w:tr>
       <w:tr>
+        <w:trPr>
+          <w:jc w:val="center"/>
+        </w:trPr>
         <w:tc>
           <w:tcPr>
             <w:cnfStyle w:val="001000000000" w:firstRow="0" w:lastRow="0" w:firstColumn="1" w:lastColumn="0" w:oddVBand="0" w:evenVBand="0" w:oddHBand="0" w:evenHBand="0" w:firstRowFirstColumn="0" w:firstRowLastColumn="0" w:lastRowFirstColumn="0" w:lastRowLastColumn="0"/>
@@ -11482,6 +11714,9 @@
         </w:tc>
       </w:tr>
       <w:tr>
+        <w:trPr>
+          <w:jc w:val="center"/>
+        </w:trPr>
         <w:tc>
           <w:tcPr>
             <w:cnfStyle w:val="001000000000" w:firstRow="0" w:lastRow="0" w:firstColumn="1" w:lastColumn="0" w:oddVBand="0" w:evenVBand="0" w:oddHBand="0" w:evenHBand="0" w:firstRowFirstColumn="0" w:firstRowLastColumn="0" w:lastRowFirstColumn="0" w:lastRowLastColumn="0"/>
@@ -11608,6 +11843,9 @@
         </w:tc>
       </w:tr>
       <w:tr>
+        <w:trPr>
+          <w:jc w:val="center"/>
+        </w:trPr>
         <w:tc>
           <w:tcPr>
             <w:cnfStyle w:val="001000000000" w:firstRow="0" w:lastRow="0" w:firstColumn="1" w:lastColumn="0" w:oddVBand="0" w:evenVBand="0" w:oddHBand="0" w:evenHBand="0" w:firstRowFirstColumn="0" w:firstRowLastColumn="0" w:lastRowFirstColumn="0" w:lastRowLastColumn="0"/>
@@ -11734,6 +11972,9 @@
         </w:tc>
       </w:tr>
       <w:tr>
+        <w:trPr>
+          <w:jc w:val="center"/>
+        </w:trPr>
         <w:tc>
           <w:tcPr>
             <w:cnfStyle w:val="001000000000" w:firstRow="0" w:lastRow="0" w:firstColumn="1" w:lastColumn="0" w:oddVBand="0" w:evenVBand="0" w:oddHBand="0" w:evenHBand="0" w:firstRowFirstColumn="0" w:firstRowLastColumn="0" w:lastRowFirstColumn="0" w:lastRowLastColumn="0"/>
@@ -11860,6 +12101,9 @@
         </w:tc>
       </w:tr>
       <w:tr>
+        <w:trPr>
+          <w:jc w:val="center"/>
+        </w:trPr>
         <w:tc>
           <w:tcPr>
             <w:cnfStyle w:val="001000000000" w:firstRow="0" w:lastRow="0" w:firstColumn="1" w:lastColumn="0" w:oddVBand="0" w:evenVBand="0" w:oddHBand="0" w:evenHBand="0" w:firstRowFirstColumn="0" w:firstRowLastColumn="0" w:lastRowFirstColumn="0" w:lastRowLastColumn="0"/>
@@ -11986,6 +12230,9 @@
         </w:tc>
       </w:tr>
       <w:tr>
+        <w:trPr>
+          <w:jc w:val="center"/>
+        </w:trPr>
         <w:tc>
           <w:tcPr>
             <w:cnfStyle w:val="001000000000" w:firstRow="0" w:lastRow="0" w:firstColumn="1" w:lastColumn="0" w:oddVBand="0" w:evenVBand="0" w:oddHBand="0" w:evenHBand="0" w:firstRowFirstColumn="0" w:firstRowLastColumn="0" w:lastRowFirstColumn="0" w:lastRowLastColumn="0"/>
@@ -12112,6 +12359,9 @@
         </w:tc>
       </w:tr>
       <w:tr>
+        <w:trPr>
+          <w:jc w:val="center"/>
+        </w:trPr>
         <w:tc>
           <w:tcPr>
             <w:cnfStyle w:val="001000000000" w:firstRow="0" w:lastRow="0" w:firstColumn="1" w:lastColumn="0" w:oddVBand="0" w:evenVBand="0" w:oddHBand="0" w:evenHBand="0" w:firstRowFirstColumn="0" w:firstRowLastColumn="0" w:lastRowFirstColumn="0" w:lastRowLastColumn="0"/>
@@ -12238,6 +12488,9 @@
         </w:tc>
       </w:tr>
       <w:tr>
+        <w:trPr>
+          <w:jc w:val="center"/>
+        </w:trPr>
         <w:tc>
           <w:tcPr>
             <w:cnfStyle w:val="001000000000" w:firstRow="0" w:lastRow="0" w:firstColumn="1" w:lastColumn="0" w:oddVBand="0" w:evenVBand="0" w:oddHBand="0" w:evenHBand="0" w:firstRowFirstColumn="0" w:firstRowLastColumn="0" w:lastRowFirstColumn="0" w:lastRowLastColumn="0"/>
@@ -12364,6 +12617,9 @@
         </w:tc>
       </w:tr>
       <w:tr>
+        <w:trPr>
+          <w:jc w:val="center"/>
+        </w:trPr>
         <w:tc>
           <w:tcPr>
             <w:cnfStyle w:val="001000000000" w:firstRow="0" w:lastRow="0" w:firstColumn="1" w:lastColumn="0" w:oddVBand="0" w:evenVBand="0" w:oddHBand="0" w:evenHBand="0" w:firstRowFirstColumn="0" w:firstRowLastColumn="0" w:lastRowFirstColumn="0" w:lastRowLastColumn="0"/>
@@ -12490,6 +12746,9 @@
         </w:tc>
       </w:tr>
       <w:tr>
+        <w:trPr>
+          <w:jc w:val="center"/>
+        </w:trPr>
         <w:tc>
           <w:tcPr>
             <w:cnfStyle w:val="001000000000" w:firstRow="0" w:lastRow="0" w:firstColumn="1" w:lastColumn="0" w:oddVBand="0" w:evenVBand="0" w:oddHBand="0" w:evenHBand="0" w:firstRowFirstColumn="0" w:firstRowLastColumn="0" w:lastRowFirstColumn="0" w:lastRowLastColumn="0"/>
@@ -12616,6 +12875,9 @@
         </w:tc>
       </w:tr>
       <w:tr>
+        <w:trPr>
+          <w:jc w:val="center"/>
+        </w:trPr>
         <w:tc>
           <w:tcPr>
             <w:cnfStyle w:val="001000000000" w:firstRow="0" w:lastRow="0" w:firstColumn="1" w:lastColumn="0" w:oddVBand="0" w:evenVBand="0" w:oddHBand="0" w:evenHBand="0" w:firstRowFirstColumn="0" w:firstRowLastColumn="0" w:lastRowFirstColumn="0" w:lastRowLastColumn="0"/>
@@ -12742,6 +13004,9 @@
         </w:tc>
       </w:tr>
       <w:tr>
+        <w:trPr>
+          <w:jc w:val="center"/>
+        </w:trPr>
         <w:tc>
           <w:tcPr>
             <w:cnfStyle w:val="001000000000" w:firstRow="0" w:lastRow="0" w:firstColumn="1" w:lastColumn="0" w:oddVBand="0" w:evenVBand="0" w:oddHBand="0" w:evenHBand="0" w:firstRowFirstColumn="0" w:firstRowLastColumn="0" w:lastRowFirstColumn="0" w:lastRowLastColumn="0"/>
@@ -12869,6 +13134,9 @@
         </w:tc>
       </w:tr>
       <w:tr>
+        <w:trPr>
+          <w:jc w:val="center"/>
+        </w:trPr>
         <w:tc>
           <w:tcPr>
             <w:cnfStyle w:val="001000000000" w:firstRow="0" w:lastRow="0" w:firstColumn="1" w:lastColumn="0" w:oddVBand="0" w:evenVBand="0" w:oddHBand="0" w:evenHBand="0" w:firstRowFirstColumn="0" w:firstRowLastColumn="0" w:lastRowFirstColumn="0" w:lastRowLastColumn="0"/>
@@ -12995,6 +13263,9 @@
         </w:tc>
       </w:tr>
       <w:tr>
+        <w:trPr>
+          <w:jc w:val="center"/>
+        </w:trPr>
         <w:tc>
           <w:tcPr>
             <w:cnfStyle w:val="001000000000" w:firstRow="0" w:lastRow="0" w:firstColumn="1" w:lastColumn="0" w:oddVBand="0" w:evenVBand="0" w:oddHBand="0" w:evenHBand="0" w:firstRowFirstColumn="0" w:firstRowLastColumn="0" w:lastRowFirstColumn="0" w:lastRowLastColumn="0"/>
@@ -13202,6 +13473,7 @@
       <w:tblPr>
         <w:tblStyle w:val="ListTable3"/>
         <w:tblW w:w="0" w:type="auto"/>
+        <w:jc w:val="center"/>
         <w:tblLook w:val="04A0" w:firstRow="1" w:lastRow="0" w:firstColumn="1" w:lastColumn="0" w:noHBand="0" w:noVBand="1"/>
       </w:tblPr>
       <w:tblGrid>
@@ -13214,6 +13486,7 @@
       <w:tr>
         <w:trPr>
           <w:cnfStyle w:val="100000000000" w:firstRow="1" w:lastRow="0" w:firstColumn="0" w:lastColumn="0" w:oddVBand="0" w:evenVBand="0" w:oddHBand="0" w:evenHBand="0" w:firstRowFirstColumn="0" w:firstRowLastColumn="0" w:lastRowFirstColumn="0" w:lastRowLastColumn="0"/>
+          <w:jc w:val="center"/>
         </w:trPr>
         <w:tc>
           <w:tcPr>
@@ -13384,6 +13657,7 @@
       <w:tr>
         <w:trPr>
           <w:cnfStyle w:val="000000100000" w:firstRow="0" w:lastRow="0" w:firstColumn="0" w:lastColumn="0" w:oddVBand="0" w:evenVBand="0" w:oddHBand="1" w:evenHBand="0" w:firstRowFirstColumn="0" w:firstRowLastColumn="0" w:lastRowFirstColumn="0" w:lastRowLastColumn="0"/>
+          <w:jc w:val="center"/>
         </w:trPr>
         <w:tc>
           <w:tcPr>
@@ -13542,6 +13816,9 @@
         </w:tc>
       </w:tr>
       <w:tr>
+        <w:trPr>
+          <w:jc w:val="center"/>
+        </w:trPr>
         <w:tc>
           <w:tcPr>
             <w:cnfStyle w:val="001000000000" w:firstRow="0" w:lastRow="0" w:firstColumn="1" w:lastColumn="0" w:oddVBand="0" w:evenVBand="0" w:oddHBand="0" w:evenHBand="0" w:firstRowFirstColumn="0" w:firstRowLastColumn="0" w:lastRowFirstColumn="0" w:lastRowLastColumn="0"/>
@@ -13701,6 +13978,7 @@
       <w:tr>
         <w:trPr>
           <w:cnfStyle w:val="000000100000" w:firstRow="0" w:lastRow="0" w:firstColumn="0" w:lastColumn="0" w:oddVBand="0" w:evenVBand="0" w:oddHBand="1" w:evenHBand="0" w:firstRowFirstColumn="0" w:firstRowLastColumn="0" w:lastRowFirstColumn="0" w:lastRowLastColumn="0"/>
+          <w:jc w:val="center"/>
         </w:trPr>
         <w:tc>
           <w:tcPr>
@@ -13859,6 +14137,9 @@
         </w:tc>
       </w:tr>
       <w:tr>
+        <w:trPr>
+          <w:jc w:val="center"/>
+        </w:trPr>
         <w:tc>
           <w:tcPr>
             <w:cnfStyle w:val="001000000000" w:firstRow="0" w:lastRow="0" w:firstColumn="1" w:lastColumn="0" w:oddVBand="0" w:evenVBand="0" w:oddHBand="0" w:evenHBand="0" w:firstRowFirstColumn="0" w:firstRowLastColumn="0" w:lastRowFirstColumn="0" w:lastRowLastColumn="0"/>
@@ -14018,6 +14299,7 @@
       <w:tr>
         <w:trPr>
           <w:cnfStyle w:val="000000100000" w:firstRow="0" w:lastRow="0" w:firstColumn="0" w:lastColumn="0" w:oddVBand="0" w:evenVBand="0" w:oddHBand="1" w:evenHBand="0" w:firstRowFirstColumn="0" w:firstRowLastColumn="0" w:lastRowFirstColumn="0" w:lastRowLastColumn="0"/>
+          <w:jc w:val="center"/>
         </w:trPr>
         <w:tc>
           <w:tcPr>
@@ -14176,6 +14458,9 @@
         </w:tc>
       </w:tr>
       <w:tr>
+        <w:trPr>
+          <w:jc w:val="center"/>
+        </w:trPr>
         <w:tc>
           <w:tcPr>
             <w:cnfStyle w:val="001000000000" w:firstRow="0" w:lastRow="0" w:firstColumn="1" w:lastColumn="0" w:oddVBand="0" w:evenVBand="0" w:oddHBand="0" w:evenHBand="0" w:firstRowFirstColumn="0" w:firstRowLastColumn="0" w:lastRowFirstColumn="0" w:lastRowLastColumn="0"/>
@@ -14335,6 +14620,7 @@
       <w:tr>
         <w:trPr>
           <w:cnfStyle w:val="000000100000" w:firstRow="0" w:lastRow="0" w:firstColumn="0" w:lastColumn="0" w:oddVBand="0" w:evenVBand="0" w:oddHBand="1" w:evenHBand="0" w:firstRowFirstColumn="0" w:firstRowLastColumn="0" w:lastRowFirstColumn="0" w:lastRowLastColumn="0"/>
+          <w:jc w:val="center"/>
         </w:trPr>
         <w:tc>
           <w:tcPr>
@@ -14493,6 +14779,9 @@
         </w:tc>
       </w:tr>
       <w:tr>
+        <w:trPr>
+          <w:jc w:val="center"/>
+        </w:trPr>
         <w:tc>
           <w:tcPr>
             <w:cnfStyle w:val="001000000000" w:firstRow="0" w:lastRow="0" w:firstColumn="1" w:lastColumn="0" w:oddVBand="0" w:evenVBand="0" w:oddHBand="0" w:evenHBand="0" w:firstRowFirstColumn="0" w:firstRowLastColumn="0" w:lastRowFirstColumn="0" w:lastRowLastColumn="0"/>
@@ -14652,6 +14941,7 @@
       <w:tr>
         <w:trPr>
           <w:cnfStyle w:val="000000100000" w:firstRow="0" w:lastRow="0" w:firstColumn="0" w:lastColumn="0" w:oddVBand="0" w:evenVBand="0" w:oddHBand="1" w:evenHBand="0" w:firstRowFirstColumn="0" w:firstRowLastColumn="0" w:lastRowFirstColumn="0" w:lastRowLastColumn="0"/>
+          <w:jc w:val="center"/>
         </w:trPr>
         <w:tc>
           <w:tcPr>
@@ -14810,6 +15100,9 @@
         </w:tc>
       </w:tr>
       <w:tr>
+        <w:trPr>
+          <w:jc w:val="center"/>
+        </w:trPr>
         <w:tc>
           <w:tcPr>
             <w:cnfStyle w:val="001000000000" w:firstRow="0" w:lastRow="0" w:firstColumn="1" w:lastColumn="0" w:oddVBand="0" w:evenVBand="0" w:oddHBand="0" w:evenHBand="0" w:firstRowFirstColumn="0" w:firstRowLastColumn="0" w:lastRowFirstColumn="0" w:lastRowLastColumn="0"/>
@@ -14969,6 +15262,7 @@
       <w:tr>
         <w:trPr>
           <w:cnfStyle w:val="000000100000" w:firstRow="0" w:lastRow="0" w:firstColumn="0" w:lastColumn="0" w:oddVBand="0" w:evenVBand="0" w:oddHBand="1" w:evenHBand="0" w:firstRowFirstColumn="0" w:firstRowLastColumn="0" w:lastRowFirstColumn="0" w:lastRowLastColumn="0"/>
+          <w:jc w:val="center"/>
         </w:trPr>
         <w:tc>
           <w:tcPr>
@@ -15127,6 +15421,9 @@
         </w:tc>
       </w:tr>
       <w:tr>
+        <w:trPr>
+          <w:jc w:val="center"/>
+        </w:trPr>
         <w:tc>
           <w:tcPr>
             <w:cnfStyle w:val="001000000000" w:firstRow="0" w:lastRow="0" w:firstColumn="1" w:lastColumn="0" w:oddVBand="0" w:evenVBand="0" w:oddHBand="0" w:evenHBand="0" w:firstRowFirstColumn="0" w:firstRowLastColumn="0" w:lastRowFirstColumn="0" w:lastRowLastColumn="0"/>
@@ -15286,6 +15583,7 @@
       <w:tr>
         <w:trPr>
           <w:cnfStyle w:val="000000100000" w:firstRow="0" w:lastRow="0" w:firstColumn="0" w:lastColumn="0" w:oddVBand="0" w:evenVBand="0" w:oddHBand="1" w:evenHBand="0" w:firstRowFirstColumn="0" w:firstRowLastColumn="0" w:lastRowFirstColumn="0" w:lastRowLastColumn="0"/>
+          <w:jc w:val="center"/>
         </w:trPr>
         <w:tc>
           <w:tcPr>
@@ -15444,6 +15742,9 @@
         </w:tc>
       </w:tr>
       <w:tr>
+        <w:trPr>
+          <w:jc w:val="center"/>
+        </w:trPr>
         <w:tc>
           <w:tcPr>
             <w:cnfStyle w:val="001000000000" w:firstRow="0" w:lastRow="0" w:firstColumn="1" w:lastColumn="0" w:oddVBand="0" w:evenVBand="0" w:oddHBand="0" w:evenHBand="0" w:firstRowFirstColumn="0" w:firstRowLastColumn="0" w:lastRowFirstColumn="0" w:lastRowLastColumn="0"/>
@@ -15636,6 +15937,7 @@
       <w:tblPr>
         <w:tblStyle w:val="ListTable3"/>
         <w:tblW w:w="0" w:type="auto"/>
+        <w:jc w:val="center"/>
         <w:tblLook w:val="04A0" w:firstRow="1" w:lastRow="0" w:firstColumn="1" w:lastColumn="0" w:noHBand="0" w:noVBand="1"/>
       </w:tblPr>
       <w:tblGrid>
@@ -15648,6 +15950,7 @@
       <w:tr>
         <w:trPr>
           <w:cnfStyle w:val="100000000000" w:firstRow="1" w:lastRow="0" w:firstColumn="0" w:lastColumn="0" w:oddVBand="0" w:evenVBand="0" w:oddHBand="0" w:evenHBand="0" w:firstRowFirstColumn="0" w:firstRowLastColumn="0" w:lastRowFirstColumn="0" w:lastRowLastColumn="0"/>
+          <w:jc w:val="center"/>
         </w:trPr>
         <w:tc>
           <w:tcPr>
@@ -15818,6 +16121,7 @@
       <w:tr>
         <w:trPr>
           <w:cnfStyle w:val="000000100000" w:firstRow="0" w:lastRow="0" w:firstColumn="0" w:lastColumn="0" w:oddVBand="0" w:evenVBand="0" w:oddHBand="1" w:evenHBand="0" w:firstRowFirstColumn="0" w:firstRowLastColumn="0" w:lastRowFirstColumn="0" w:lastRowLastColumn="0"/>
+          <w:jc w:val="center"/>
         </w:trPr>
         <w:tc>
           <w:tcPr>
@@ -15976,6 +16280,9 @@
         </w:tc>
       </w:tr>
       <w:tr>
+        <w:trPr>
+          <w:jc w:val="center"/>
+        </w:trPr>
         <w:tc>
           <w:tcPr>
             <w:cnfStyle w:val="001000000000" w:firstRow="0" w:lastRow="0" w:firstColumn="1" w:lastColumn="0" w:oddVBand="0" w:evenVBand="0" w:oddHBand="0" w:evenHBand="0" w:firstRowFirstColumn="0" w:firstRowLastColumn="0" w:lastRowFirstColumn="0" w:lastRowLastColumn="0"/>
@@ -16135,6 +16442,7 @@
       <w:tr>
         <w:trPr>
           <w:cnfStyle w:val="000000100000" w:firstRow="0" w:lastRow="0" w:firstColumn="0" w:lastColumn="0" w:oddVBand="0" w:evenVBand="0" w:oddHBand="1" w:evenHBand="0" w:firstRowFirstColumn="0" w:firstRowLastColumn="0" w:lastRowFirstColumn="0" w:lastRowLastColumn="0"/>
+          <w:jc w:val="center"/>
         </w:trPr>
         <w:tc>
           <w:tcPr>
@@ -16293,6 +16601,9 @@
         </w:tc>
       </w:tr>
       <w:tr>
+        <w:trPr>
+          <w:jc w:val="center"/>
+        </w:trPr>
         <w:tc>
           <w:tcPr>
             <w:cnfStyle w:val="001000000000" w:firstRow="0" w:lastRow="0" w:firstColumn="1" w:lastColumn="0" w:oddVBand="0" w:evenVBand="0" w:oddHBand="0" w:evenHBand="0" w:firstRowFirstColumn="0" w:firstRowLastColumn="0" w:lastRowFirstColumn="0" w:lastRowLastColumn="0"/>
@@ -16452,6 +16763,7 @@
       <w:tr>
         <w:trPr>
           <w:cnfStyle w:val="000000100000" w:firstRow="0" w:lastRow="0" w:firstColumn="0" w:lastColumn="0" w:oddVBand="0" w:evenVBand="0" w:oddHBand="1" w:evenHBand="0" w:firstRowFirstColumn="0" w:firstRowLastColumn="0" w:lastRowFirstColumn="0" w:lastRowLastColumn="0"/>
+          <w:jc w:val="center"/>
         </w:trPr>
         <w:tc>
           <w:tcPr>
@@ -16610,6 +16922,9 @@
         </w:tc>
       </w:tr>
       <w:tr>
+        <w:trPr>
+          <w:jc w:val="center"/>
+        </w:trPr>
         <w:tc>
           <w:tcPr>
             <w:cnfStyle w:val="001000000000" w:firstRow="0" w:lastRow="0" w:firstColumn="1" w:lastColumn="0" w:oddVBand="0" w:evenVBand="0" w:oddHBand="0" w:evenHBand="0" w:firstRowFirstColumn="0" w:firstRowLastColumn="0" w:lastRowFirstColumn="0" w:lastRowLastColumn="0"/>
@@ -16769,6 +17084,7 @@
       <w:tr>
         <w:trPr>
           <w:cnfStyle w:val="000000100000" w:firstRow="0" w:lastRow="0" w:firstColumn="0" w:lastColumn="0" w:oddVBand="0" w:evenVBand="0" w:oddHBand="1" w:evenHBand="0" w:firstRowFirstColumn="0" w:firstRowLastColumn="0" w:lastRowFirstColumn="0" w:lastRowLastColumn="0"/>
+          <w:jc w:val="center"/>
         </w:trPr>
         <w:tc>
           <w:tcPr>
@@ -16927,6 +17243,9 @@
         </w:tc>
       </w:tr>
       <w:tr>
+        <w:trPr>
+          <w:jc w:val="center"/>
+        </w:trPr>
         <w:tc>
           <w:tcPr>
             <w:cnfStyle w:val="001000000000" w:firstRow="0" w:lastRow="0" w:firstColumn="1" w:lastColumn="0" w:oddVBand="0" w:evenVBand="0" w:oddHBand="0" w:evenHBand="0" w:firstRowFirstColumn="0" w:firstRowLastColumn="0" w:lastRowFirstColumn="0" w:lastRowLastColumn="0"/>
@@ -17086,6 +17405,7 @@
       <w:tr>
         <w:trPr>
           <w:cnfStyle w:val="000000100000" w:firstRow="0" w:lastRow="0" w:firstColumn="0" w:lastColumn="0" w:oddVBand="0" w:evenVBand="0" w:oddHBand="1" w:evenHBand="0" w:firstRowFirstColumn="0" w:firstRowLastColumn="0" w:lastRowFirstColumn="0" w:lastRowLastColumn="0"/>
+          <w:jc w:val="center"/>
         </w:trPr>
         <w:tc>
           <w:tcPr>
@@ -17351,6 +17671,7 @@
       <w:tblPr>
         <w:tblStyle w:val="ListTable4"/>
         <w:tblW w:w="0" w:type="auto"/>
+        <w:jc w:val="center"/>
         <w:tblLook w:val="06A0" w:firstRow="1" w:lastRow="0" w:firstColumn="1" w:lastColumn="0" w:noHBand="1" w:noVBand="1"/>
       </w:tblPr>
       <w:tblGrid>
@@ -17360,6 +17681,7 @@
       <w:tr>
         <w:trPr>
           <w:cnfStyle w:val="100000000000" w:firstRow="1" w:lastRow="0" w:firstColumn="0" w:lastColumn="0" w:oddVBand="0" w:evenVBand="0" w:oddHBand="0" w:evenHBand="0" w:firstRowFirstColumn="0" w:firstRowLastColumn="0" w:lastRowFirstColumn="0" w:lastRowLastColumn="0"/>
+          <w:jc w:val="center"/>
         </w:trPr>
         <w:tc>
           <w:tcPr>
@@ -17429,6 +17751,9 @@
         </w:tc>
       </w:tr>
       <w:tr>
+        <w:trPr>
+          <w:jc w:val="center"/>
+        </w:trPr>
         <w:tc>
           <w:tcPr>
             <w:cnfStyle w:val="001000000000" w:firstRow="0" w:lastRow="0" w:firstColumn="1" w:lastColumn="0" w:oddVBand="0" w:evenVBand="0" w:oddHBand="0" w:evenHBand="0" w:firstRowFirstColumn="0" w:firstRowLastColumn="0" w:lastRowFirstColumn="0" w:lastRowLastColumn="0"/>
@@ -17493,6 +17818,9 @@
         </w:tc>
       </w:tr>
       <w:tr>
+        <w:trPr>
+          <w:jc w:val="center"/>
+        </w:trPr>
         <w:tc>
           <w:tcPr>
             <w:cnfStyle w:val="001000000000" w:firstRow="0" w:lastRow="0" w:firstColumn="1" w:lastColumn="0" w:oddVBand="0" w:evenVBand="0" w:oddHBand="0" w:evenHBand="0" w:firstRowFirstColumn="0" w:firstRowLastColumn="0" w:lastRowFirstColumn="0" w:lastRowLastColumn="0"/>
@@ -17583,6 +17911,9 @@
         </w:tc>
       </w:tr>
       <w:tr>
+        <w:trPr>
+          <w:jc w:val="center"/>
+        </w:trPr>
         <w:tc>
           <w:tcPr>
             <w:cnfStyle w:val="001000000000" w:firstRow="0" w:lastRow="0" w:firstColumn="1" w:lastColumn="0" w:oddVBand="0" w:evenVBand="0" w:oddHBand="0" w:evenHBand="0" w:firstRowFirstColumn="0" w:firstRowLastColumn="0" w:lastRowFirstColumn="0" w:lastRowLastColumn="0"/>
@@ -17655,7 +17986,25 @@
     <w:p>
       <w:pPr>
         <w:pStyle w:val="Text"/>
-      </w:pPr>
+        <w:jc w:val="center"/>
+      </w:pPr>
+    </w:p>
+    <w:p>
+      <w:pPr>
+        <w:pStyle w:val="Text"/>
+        <w:jc w:val="center"/>
+      </w:pPr>
+      <w:r>
+        <w:t>*</w:t>
+      </w:r>
+      <w:r>
+        <w:tab/>
+        <w:t>*</w:t>
+      </w:r>
+      <w:r>
+        <w:tab/>
+        <w:t>*</w:t>
+      </w:r>
     </w:p>
     <w:sectPr>
       <w:pgSz w:w="11906" w:h="16838"/>
